--- a/mps-nivel-c/oficial/04_registros/AASP_Andamento-Processuais/00_INDICE-AASPAP01_Mapa-de-Registros.docx
+++ b/mps-nivel-c/oficial/04_registros/AASP_Andamento-Processuais/00_INDICE-AASPAP01_Mapa-de-Registros.docx
@@ -147,7 +147,7 @@
           </w:tcPr>
           <w:p>
             <w:r>
-              <w:t>1.0</w:t>
+              <w:t>1.1</w:t>
             </w:r>
           </w:p>
         </w:tc>
@@ -169,7 +169,7 @@
           </w:tcPr>
           <w:p>
             <w:r>
-              <w:t>11/06/2026</w:t>
+              <w:t>16/06/2026</w:t>
             </w:r>
           </w:p>
         </w:tc>
@@ -199,7 +199,7 @@
     </w:tbl>
     <w:p>
       <w:r>
-        <w:t>Como usar: este índice mapeia os registros MPS do projeto AASPAP01 e o status de cada um. Artefatos de execução gerados; encerramento aguarda aceite formal (previsto 30/06/2026).</w:t>
+        <w:t>Como usar: mapeia os registros MPS do projeto AASPAP01 e o status de cada um. Execução gerada; encerramento aguarda aceite formal (previsto 30/06/2026).</w:t>
       </w:r>
     </w:p>
     <w:p>
@@ -292,6 +292,58 @@
           </w:tcPr>
           <w:p>
             <w:r>
+              <w:t>MQ-AASPAP01-001</w:t>
+            </w:r>
+          </w:p>
+        </w:tc>
+        <w:tc>
+          <w:tcPr>
+            <w:tcW w:type="dxa" w:w="1728"/>
+          </w:tcPr>
+          <w:p>
+            <w:r>
+              <w:t>Definição de Metas de Qualidade</w:t>
+            </w:r>
+          </w:p>
+        </w:tc>
+        <w:tc>
+          <w:tcPr>
+            <w:tcW w:type="dxa" w:w="1728"/>
+          </w:tcPr>
+          <w:p>
+            <w:r>
+              <w:t>GPC/MED</w:t>
+            </w:r>
+          </w:p>
+        </w:tc>
+        <w:tc>
+          <w:tcPr>
+            <w:tcW w:type="dxa" w:w="1728"/>
+          </w:tcPr>
+          <w:p>
+            <w:r>
+              <w:t>✅</w:t>
+            </w:r>
+          </w:p>
+        </w:tc>
+      </w:tr>
+      <w:tr>
+        <w:tc>
+          <w:tcPr>
+            <w:tcW w:type="dxa" w:w="1728"/>
+          </w:tcPr>
+          <w:p>
+            <w:r>
+              <w:t>2</w:t>
+            </w:r>
+          </w:p>
+        </w:tc>
+        <w:tc>
+          <w:tcPr>
+            <w:tcW w:type="dxa" w:w="1728"/>
+          </w:tcPr>
+          <w:p>
+            <w:r>
               <w:t>TAP-AASPAP01-001</w:t>
             </w:r>
           </w:p>
@@ -334,7 +386,7 @@
           </w:tcPr>
           <w:p>
             <w:r>
-              <w:t>2</w:t>
+              <w:t>3</w:t>
             </w:r>
           </w:p>
         </w:tc>
@@ -386,7 +438,7 @@
           </w:tcPr>
           <w:p>
             <w:r>
-              <w:t>3</w:t>
+              <w:t>4</w:t>
             </w:r>
           </w:p>
         </w:tc>
@@ -438,7 +490,7 @@
           </w:tcPr>
           <w:p>
             <w:r>
-              <w:t>4</w:t>
+              <w:t>5</w:t>
             </w:r>
           </w:p>
         </w:tc>
@@ -490,7 +542,267 @@
           </w:tcPr>
           <w:p>
             <w:r>
-              <w:t>5</w:t>
+              <w:t>6</w:t>
+            </w:r>
+          </w:p>
+        </w:tc>
+        <w:tc>
+          <w:tcPr>
+            <w:tcW w:type="dxa" w:w="1728"/>
+          </w:tcPr>
+          <w:p>
+            <w:r>
+              <w:t>ATA-AASPAP01-001</w:t>
+            </w:r>
+          </w:p>
+        </w:tc>
+        <w:tc>
+          <w:tcPr>
+            <w:tcW w:type="dxa" w:w="1728"/>
+          </w:tcPr>
+          <w:p>
+            <w:r>
+              <w:t>Ata — Alinhamento do Fluxo CNJ</w:t>
+            </w:r>
+          </w:p>
+        </w:tc>
+        <w:tc>
+          <w:tcPr>
+            <w:tcW w:type="dxa" w:w="1728"/>
+          </w:tcPr>
+          <w:p>
+            <w:r>
+              <w:t>ORG</w:t>
+            </w:r>
+          </w:p>
+        </w:tc>
+        <w:tc>
+          <w:tcPr>
+            <w:tcW w:type="dxa" w:w="1728"/>
+          </w:tcPr>
+          <w:p>
+            <w:r>
+              <w:t>✅</w:t>
+            </w:r>
+          </w:p>
+        </w:tc>
+      </w:tr>
+      <w:tr>
+        <w:tc>
+          <w:tcPr>
+            <w:tcW w:type="dxa" w:w="1728"/>
+          </w:tcPr>
+          <w:p>
+            <w:r>
+              <w:t>7</w:t>
+            </w:r>
+          </w:p>
+        </w:tc>
+        <w:tc>
+          <w:tcPr>
+            <w:tcW w:type="dxa" w:w="1728"/>
+          </w:tcPr>
+          <w:p>
+            <w:r>
+              <w:t>ATA-AASPAP01-002</w:t>
+            </w:r>
+          </w:p>
+        </w:tc>
+        <w:tc>
+          <w:tcPr>
+            <w:tcW w:type="dxa" w:w="1728"/>
+          </w:tcPr>
+          <w:p>
+            <w:r>
+              <w:t>Ata de Acompanhamento — Fase 1</w:t>
+            </w:r>
+          </w:p>
+        </w:tc>
+        <w:tc>
+          <w:tcPr>
+            <w:tcW w:type="dxa" w:w="1728"/>
+          </w:tcPr>
+          <w:p>
+            <w:r>
+              <w:t>ORG/GPR</w:t>
+            </w:r>
+          </w:p>
+        </w:tc>
+        <w:tc>
+          <w:tcPr>
+            <w:tcW w:type="dxa" w:w="1728"/>
+          </w:tcPr>
+          <w:p>
+            <w:r>
+              <w:t>✅</w:t>
+            </w:r>
+          </w:p>
+        </w:tc>
+      </w:tr>
+      <w:tr>
+        <w:tc>
+          <w:tcPr>
+            <w:tcW w:type="dxa" w:w="1728"/>
+          </w:tcPr>
+          <w:p>
+            <w:r>
+              <w:t>8</w:t>
+            </w:r>
+          </w:p>
+        </w:tc>
+        <w:tc>
+          <w:tcPr>
+            <w:tcW w:type="dxa" w:w="1728"/>
+          </w:tcPr>
+          <w:p>
+            <w:r>
+              <w:t>ATA-AASPAP01-003</w:t>
+            </w:r>
+          </w:p>
+        </w:tc>
+        <w:tc>
+          <w:tcPr>
+            <w:tcW w:type="dxa" w:w="1728"/>
+          </w:tcPr>
+          <w:p>
+            <w:r>
+              <w:t>Ata de Acompanhamento — Fase 2</w:t>
+            </w:r>
+          </w:p>
+        </w:tc>
+        <w:tc>
+          <w:tcPr>
+            <w:tcW w:type="dxa" w:w="1728"/>
+          </w:tcPr>
+          <w:p>
+            <w:r>
+              <w:t>ORG/GPR</w:t>
+            </w:r>
+          </w:p>
+        </w:tc>
+        <w:tc>
+          <w:tcPr>
+            <w:tcW w:type="dxa" w:w="1728"/>
+          </w:tcPr>
+          <w:p>
+            <w:r>
+              <w:t>✅</w:t>
+            </w:r>
+          </w:p>
+        </w:tc>
+      </w:tr>
+      <w:tr>
+        <w:tc>
+          <w:tcPr>
+            <w:tcW w:type="dxa" w:w="1728"/>
+          </w:tcPr>
+          <w:p>
+            <w:r>
+              <w:t>9</w:t>
+            </w:r>
+          </w:p>
+        </w:tc>
+        <w:tc>
+          <w:tcPr>
+            <w:tcW w:type="dxa" w:w="1728"/>
+          </w:tcPr>
+          <w:p>
+            <w:r>
+              <w:t>ATA-AASPAP01-004</w:t>
+            </w:r>
+          </w:p>
+        </w:tc>
+        <w:tc>
+          <w:tcPr>
+            <w:tcW w:type="dxa" w:w="1728"/>
+          </w:tcPr>
+          <w:p>
+            <w:r>
+              <w:t>Ata de Acompanhamento — Fase 3</w:t>
+            </w:r>
+          </w:p>
+        </w:tc>
+        <w:tc>
+          <w:tcPr>
+            <w:tcW w:type="dxa" w:w="1728"/>
+          </w:tcPr>
+          <w:p>
+            <w:r>
+              <w:t>ORG/GPR</w:t>
+            </w:r>
+          </w:p>
+        </w:tc>
+        <w:tc>
+          <w:tcPr>
+            <w:tcW w:type="dxa" w:w="1728"/>
+          </w:tcPr>
+          <w:p>
+            <w:r>
+              <w:t>✅</w:t>
+            </w:r>
+          </w:p>
+        </w:tc>
+      </w:tr>
+      <w:tr>
+        <w:tc>
+          <w:tcPr>
+            <w:tcW w:type="dxa" w:w="1728"/>
+          </w:tcPr>
+          <w:p>
+            <w:r>
+              <w:t>10</w:t>
+            </w:r>
+          </w:p>
+        </w:tc>
+        <w:tc>
+          <w:tcPr>
+            <w:tcW w:type="dxa" w:w="1728"/>
+          </w:tcPr>
+          <w:p>
+            <w:r>
+              <w:t>ATA-AASPAP01-005</w:t>
+            </w:r>
+          </w:p>
+        </w:tc>
+        <w:tc>
+          <w:tcPr>
+            <w:tcW w:type="dxa" w:w="1728"/>
+          </w:tcPr>
+          <w:p>
+            <w:r>
+              <w:t>Ata de Acompanhamento — Fase 4</w:t>
+            </w:r>
+          </w:p>
+        </w:tc>
+        <w:tc>
+          <w:tcPr>
+            <w:tcW w:type="dxa" w:w="1728"/>
+          </w:tcPr>
+          <w:p>
+            <w:r>
+              <w:t>ORG/GPR</w:t>
+            </w:r>
+          </w:p>
+        </w:tc>
+        <w:tc>
+          <w:tcPr>
+            <w:tcW w:type="dxa" w:w="1728"/>
+          </w:tcPr>
+          <w:p>
+            <w:r>
+              <w:t>✅</w:t>
+            </w:r>
+          </w:p>
+        </w:tc>
+      </w:tr>
+      <w:tr>
+        <w:tc>
+          <w:tcPr>
+            <w:tcW w:type="dxa" w:w="1728"/>
+          </w:tcPr>
+          <w:p>
+            <w:r>
+              <w:t>11</w:t>
             </w:r>
           </w:p>
         </w:tc>
@@ -542,7 +854,7 @@
           </w:tcPr>
           <w:p>
             <w:r>
-              <w:t>6</w:t>
+              <w:t>12</w:t>
             </w:r>
           </w:p>
         </w:tc>
@@ -594,7 +906,7 @@
           </w:tcPr>
           <w:p>
             <w:r>
-              <w:t>7</w:t>
+              <w:t>13</w:t>
             </w:r>
           </w:p>
         </w:tc>
@@ -646,7 +958,7 @@
           </w:tcPr>
           <w:p>
             <w:r>
-              <w:t>8</w:t>
+              <w:t>14</w:t>
             </w:r>
           </w:p>
         </w:tc>
@@ -698,7 +1010,7 @@
           </w:tcPr>
           <w:p>
             <w:r>
-              <w:t>9</w:t>
+              <w:t>15</w:t>
             </w:r>
           </w:p>
         </w:tc>
@@ -750,7 +1062,7 @@
           </w:tcPr>
           <w:p>
             <w:r>
-              <w:t>10</w:t>
+              <w:t>16</w:t>
             </w:r>
           </w:p>
         </w:tc>
@@ -802,7 +1114,7 @@
           </w:tcPr>
           <w:p>
             <w:r>
-              <w:t>11</w:t>
+              <w:t>17</w:t>
             </w:r>
           </w:p>
         </w:tc>
@@ -854,7 +1166,7 @@
           </w:tcPr>
           <w:p>
             <w:r>
-              <w:t>12</w:t>
+              <w:t>18</w:t>
             </w:r>
           </w:p>
         </w:tc>
@@ -874,7 +1186,7 @@
           </w:tcPr>
           <w:p>
             <w:r>
-              <w:t>Registro de Revisão por Pares</w:t>
+              <w:t>Registro de Revisão por Pares (consolidado)</w:t>
             </w:r>
           </w:p>
         </w:tc>
@@ -906,7 +1218,59 @@
           </w:tcPr>
           <w:p>
             <w:r>
-              <w:t>13</w:t>
+              <w:t>19</w:t>
+            </w:r>
+          </w:p>
+        </w:tc>
+        <w:tc>
+          <w:tcPr>
+            <w:tcW w:type="dxa" w:w="1728"/>
+          </w:tcPr>
+          <w:p>
+            <w:r>
+              <w:t>REV-AASPAP01-002</w:t>
+            </w:r>
+          </w:p>
+        </w:tc>
+        <w:tc>
+          <w:tcPr>
+            <w:tcW w:type="dxa" w:w="1728"/>
+          </w:tcPr>
+          <w:p>
+            <w:r>
+              <w:t>Revisão por Pares por Entrega (Merge Requests)</w:t>
+            </w:r>
+          </w:p>
+        </w:tc>
+        <w:tc>
+          <w:tcPr>
+            <w:tcW w:type="dxa" w:w="1728"/>
+          </w:tcPr>
+          <w:p>
+            <w:r>
+              <w:t>VV</w:t>
+            </w:r>
+          </w:p>
+        </w:tc>
+        <w:tc>
+          <w:tcPr>
+            <w:tcW w:type="dxa" w:w="1728"/>
+          </w:tcPr>
+          <w:p>
+            <w:r>
+              <w:t>✅</w:t>
+            </w:r>
+          </w:p>
+        </w:tc>
+      </w:tr>
+      <w:tr>
+        <w:tc>
+          <w:tcPr>
+            <w:tcW w:type="dxa" w:w="1728"/>
+          </w:tcPr>
+          <w:p>
+            <w:r>
+              <w:t>20</w:t>
             </w:r>
           </w:p>
         </w:tc>
@@ -958,7 +1322,7 @@
           </w:tcPr>
           <w:p>
             <w:r>
-              <w:t>14</w:t>
+              <w:t>21</w:t>
             </w:r>
           </w:p>
         </w:tc>
@@ -1010,7 +1374,7 @@
           </w:tcPr>
           <w:p>
             <w:r>
-              <w:t>15</w:t>
+              <w:t>22</w:t>
             </w:r>
           </w:p>
         </w:tc>
@@ -1062,59 +1426,7 @@
           </w:tcPr>
           <w:p>
             <w:r>
-              <w:t>16</w:t>
-            </w:r>
-          </w:p>
-        </w:tc>
-        <w:tc>
-          <w:tcPr>
-            <w:tcW w:type="dxa" w:w="1728"/>
-          </w:tcPr>
-          <w:p>
-            <w:r>
-              <w:t>ATA-AASPAP01-001</w:t>
-            </w:r>
-          </w:p>
-        </w:tc>
-        <w:tc>
-          <w:tcPr>
-            <w:tcW w:type="dxa" w:w="1728"/>
-          </w:tcPr>
-          <w:p>
-            <w:r>
-              <w:t>Ata de Alinhamento (Fluxo CNJ)</w:t>
-            </w:r>
-          </w:p>
-        </w:tc>
-        <w:tc>
-          <w:tcPr>
-            <w:tcW w:type="dxa" w:w="1728"/>
-          </w:tcPr>
-          <w:p>
-            <w:r>
-              <w:t>ORG</w:t>
-            </w:r>
-          </w:p>
-        </w:tc>
-        <w:tc>
-          <w:tcPr>
-            <w:tcW w:type="dxa" w:w="1728"/>
-          </w:tcPr>
-          <w:p>
-            <w:r>
-              <w:t>✅</w:t>
-            </w:r>
-          </w:p>
-        </w:tc>
-      </w:tr>
-      <w:tr>
-        <w:tc>
-          <w:tcPr>
-            <w:tcW w:type="dxa" w:w="1728"/>
-          </w:tcPr>
-          <w:p>
-            <w:r>
-              <w:t>17</w:t>
+              <w:t>23</w:t>
             </w:r>
           </w:p>
         </w:tc>
@@ -1166,7 +1478,7 @@
           </w:tcPr>
           <w:p>
             <w:r>
-              <w:t>18</w:t>
+              <w:t>24</w:t>
             </w:r>
           </w:p>
         </w:tc>
@@ -1218,7 +1530,7 @@
           </w:tcPr>
           <w:p>
             <w:r>
-              <w:t>19</w:t>
+              <w:t>25</w:t>
             </w:r>
           </w:p>
         </w:tc>
@@ -1510,7 +1822,49 @@
           </w:tcPr>
           <w:p>
             <w:r>
-              <w:t>Índice de registros do projeto AASPAP01 (inventário dos 18 registros + planilha de gestão).</w:t>
+              <w:t>Índice de registros do projeto AASPAP01 (inventário inicial).</w:t>
+            </w:r>
+          </w:p>
+        </w:tc>
+      </w:tr>
+      <w:tr>
+        <w:tc>
+          <w:tcPr>
+            <w:tcW w:type="dxa" w:w="2160"/>
+          </w:tcPr>
+          <w:p>
+            <w:r>
+              <w:t>1.1</w:t>
+            </w:r>
+          </w:p>
+        </w:tc>
+        <w:tc>
+          <w:tcPr>
+            <w:tcW w:type="dxa" w:w="2160"/>
+          </w:tcPr>
+          <w:p>
+            <w:r>
+              <w:t>16/06/2026</w:t>
+            </w:r>
+          </w:p>
+        </w:tc>
+        <w:tc>
+          <w:tcPr>
+            <w:tcW w:type="dxa" w:w="2160"/>
+          </w:tcPr>
+          <w:p>
+            <w:r>
+              <w:t>Time de Melhoria Contínua</w:t>
+            </w:r>
+          </w:p>
+        </w:tc>
+        <w:tc>
+          <w:tcPr>
+            <w:tcW w:type="dxa" w:w="2160"/>
+          </w:tcPr>
+          <w:p>
+            <w:r>
+              <w:t>Inclui Metas de Qualidade (MQ-001), Atas de Acompanhamento por fase (ATA-002 a 005) e Revisão por Pares por Entrega (REV-002).</w:t>
             </w:r>
           </w:p>
         </w:tc>

--- a/mps-nivel-c/oficial/04_registros/AASP_Andamento-Processuais/00_INDICE-AASPAP01_Mapa-de-Registros.docx
+++ b/mps-nivel-c/oficial/04_registros/AASP_Andamento-Processuais/00_INDICE-AASPAP01_Mapa-de-Registros.docx
@@ -1802,7 +1802,7 @@
           </w:tcPr>
           <w:p>
             <w:r>
-              <w:t>11/06/2026</w:t>
+              <w:t>12/06/2026</w:t>
             </w:r>
           </w:p>
         </w:tc>
@@ -1812,7 +1812,7 @@
           </w:tcPr>
           <w:p>
             <w:r>
-              <w:t>Time de Melhoria Contínua</w:t>
+              <w:t>Gerente de Projeto</w:t>
             </w:r>
           </w:p>
         </w:tc>
@@ -1854,7 +1854,7 @@
           </w:tcPr>
           <w:p>
             <w:r>
-              <w:t>Time de Melhoria Contínua</w:t>
+              <w:t>Gerente de Projeto</w:t>
             </w:r>
           </w:p>
         </w:tc>

--- a/mps-nivel-c/oficial/04_registros/AASP_Andamento-Processuais/00_INDICE-AASPAP01_Mapa-de-Registros.docx
+++ b/mps-nivel-c/oficial/04_registros/AASP_Andamento-Processuais/00_INDICE-AASPAP01_Mapa-de-Registros.docx
@@ -1575,6 +1575,58 @@
           </w:p>
         </w:tc>
       </w:tr>
+      <w:tr>
+        <w:tc>
+          <w:tcPr>
+            <w:tcW w:type="dxa" w:w="1728"/>
+          </w:tcPr>
+          <w:p>
+            <w:r>
+              <w:t>0</w:t>
+            </w:r>
+          </w:p>
+        </w:tc>
+        <w:tc>
+          <w:tcPr>
+            <w:tcW w:type="dxa" w:w="1728"/>
+          </w:tcPr>
+          <w:p>
+            <w:r>
+              <w:t>REG-AASPAP01-001</w:t>
+            </w:r>
+          </w:p>
+        </w:tc>
+        <w:tc>
+          <w:tcPr>
+            <w:tcW w:type="dxa" w:w="1728"/>
+          </w:tcPr>
+          <w:p>
+            <w:r>
+              <w:t>Registro de Projeto (Linha de Base Consolidada)</w:t>
+            </w:r>
+          </w:p>
+        </w:tc>
+        <w:tc>
+          <w:tcPr>
+            <w:tcW w:type="dxa" w:w="1728"/>
+          </w:tcPr>
+          <w:p>
+            <w:r>
+              <w:t>GPR/GCO</w:t>
+            </w:r>
+          </w:p>
+        </w:tc>
+        <w:tc>
+          <w:tcPr>
+            <w:tcW w:type="dxa" w:w="1728"/>
+          </w:tcPr>
+          <w:p>
+            <w:r>
+              <w:t>✅</w:t>
+            </w:r>
+          </w:p>
+        </w:tc>
+      </w:tr>
     </w:tbl>
     <w:p>
       <w:pPr>

--- a/mps-nivel-c/oficial/04_registros/AASP_Andamento-Processuais/00_INDICE-AASPAP01_Mapa-de-Registros.docx
+++ b/mps-nivel-c/oficial/04_registros/AASP_Andamento-Processuais/00_INDICE-AASPAP01_Mapa-de-Registros.docx
@@ -199,7 +199,7 @@
     </w:tbl>
     <w:p>
       <w:r>
-        <w:t>Como usar: mapeia os registros MPS do projeto AASPAP01 e o status de cada um. Execução gerada; encerramento aguarda aceite formal (previsto 30/06/2026).</w:t>
+        <w:t>Como usar: mapeia os registros MPS do projeto AASPAP01 e o status de cada um. Execução gerada; projeto encerrado em 30/06/2026 (TAE-AASPAP01-001).</w:t>
       </w:r>
     </w:p>
     <w:p>
@@ -1627,6 +1627,58 @@
           </w:p>
         </w:tc>
       </w:tr>
+      <w:tr>
+        <w:tc>
+          <w:tcPr>
+            <w:tcW w:type="dxa" w:w="1728"/>
+          </w:tcPr>
+          <w:p>
+            <w:r>
+              <w:t>25</w:t>
+            </w:r>
+          </w:p>
+        </w:tc>
+        <w:tc>
+          <w:tcPr>
+            <w:tcW w:type="dxa" w:w="1728"/>
+          </w:tcPr>
+          <w:p>
+            <w:r>
+              <w:t>TAE-AASPAP01-001</w:t>
+            </w:r>
+          </w:p>
+        </w:tc>
+        <w:tc>
+          <w:tcPr>
+            <w:tcW w:type="dxa" w:w="1728"/>
+          </w:tcPr>
+          <w:p>
+            <w:r>
+              <w:t>Termo de Encerramento e Aceite</w:t>
+            </w:r>
+          </w:p>
+        </w:tc>
+        <w:tc>
+          <w:tcPr>
+            <w:tcW w:type="dxa" w:w="1728"/>
+          </w:tcPr>
+          <w:p>
+            <w:r>
+              <w:t>GPR</w:t>
+            </w:r>
+          </w:p>
+        </w:tc>
+        <w:tc>
+          <w:tcPr>
+            <w:tcW w:type="dxa" w:w="1728"/>
+          </w:tcPr>
+          <w:p>
+            <w:r>
+              <w:t>✅</w:t>
+            </w:r>
+          </w:p>
+        </w:tc>
+      </w:tr>
     </w:tbl>
     <w:p>
       <w:pPr>
@@ -1727,7 +1779,7 @@
           </w:tcPr>
           <w:p>
             <w:r>
-              <w:t>🔵 aguardando encerramento</w:t>
+              <w:t>✅ gerado em 30/06/2026</w:t>
             </w:r>
           </w:p>
         </w:tc>
@@ -1749,7 +1801,7 @@
           </w:tcPr>
           <w:p>
             <w:r>
-              <w:t>Lições Aprendidas</w:t>
+              <w:t>Lições Aprendidas (integradas ao TAE)</w:t>
             </w:r>
           </w:p>
         </w:tc>
@@ -1769,7 +1821,7 @@
           </w:tcPr>
           <w:p>
             <w:r>
-              <w:t>🔵 aguardando encerramento</w:t>
+              <w:t>✅ integrado ao TAE-AASPAP01-001 §6</w:t>
             </w:r>
           </w:p>
         </w:tc>

--- a/mps-nivel-c/oficial/04_registros/AASP_Andamento-Processuais/00_INDICE-AASPAP01_Mapa-de-Registros.docx
+++ b/mps-nivel-c/oficial/04_registros/AASP_Andamento-Processuais/00_INDICE-AASPAP01_Mapa-de-Registros.docx
@@ -147,7 +147,7 @@
           </w:tcPr>
           <w:p>
             <w:r>
-              <w:t>1.1</w:t>
+              <w:t>1.2</w:t>
             </w:r>
           </w:p>
         </w:tc>
@@ -199,7 +199,7 @@
     </w:tbl>
     <w:p>
       <w:r>
-        <w:t>Como usar: mapeia os registros MPS do projeto AASPAP01 e o status de cada um. Execução gerada; projeto encerrado em 30/06/2026 (TAE-AASPAP01-001).</w:t>
+        <w:t>Como usar: mapeia os registros MPS do projeto AASPAP01 e o status de cada um. Execução em andamento (Fase 5 — implantação; Iterações 6 e 7 ativas); encerramento previsto para 30/06/2026 (TAE-AASPAP01-001).</w:t>
       </w:r>
     </w:p>
     <w:p>
@@ -1685,7 +1685,7 @@
         <w:pStyle w:val="Heading2"/>
       </w:pPr>
       <w:r>
-        <w:t>Encerramento (aguardando aceite formal)</w:t>
+        <w:t>Encerramento (pendente — projeto em andamento)</w:t>
       </w:r>
     </w:p>
     <w:tbl>
@@ -1779,7 +1779,7 @@
           </w:tcPr>
           <w:p>
             <w:r>
-              <w:t>✅ gerado em 30/06/2026</w:t>
+              <w:t>✅ previsto para 30/06/2026 (pendente)</w:t>
             </w:r>
           </w:p>
         </w:tc>
@@ -1821,7 +1821,7 @@
           </w:tcPr>
           <w:p>
             <w:r>
-              <w:t>✅ integrado ao TAE-AASPAP01-001 §6</w:t>
+              <w:t>✅ pendente — integra o TAE no encerramento</w:t>
             </w:r>
           </w:p>
         </w:tc>
@@ -1969,6 +1969,48 @@
           <w:p>
             <w:r>
               <w:t>Inclui Metas de Qualidade (MQ-001), Atas de Acompanhamento por fase (ATA-002 a 005) e Revisão por Pares por Entrega (REV-002).</w:t>
+            </w:r>
+          </w:p>
+        </w:tc>
+      </w:tr>
+      <w:tr>
+        <w:tc>
+          <w:tcPr>
+            <w:tcW w:type="dxa" w:w="2160"/>
+          </w:tcPr>
+          <w:p>
+            <w:r>
+              <w:t>1.2</w:t>
+            </w:r>
+          </w:p>
+        </w:tc>
+        <w:tc>
+          <w:tcPr>
+            <w:tcW w:type="dxa" w:w="2160"/>
+          </w:tcPr>
+          <w:p>
+            <w:r>
+              <w:t>24/06/2026</w:t>
+            </w:r>
+          </w:p>
+        </w:tc>
+        <w:tc>
+          <w:tcPr>
+            <w:tcW w:type="dxa" w:w="2160"/>
+          </w:tcPr>
+          <w:p>
+            <w:r>
+              <w:t>Gerente de Projeto</w:t>
+            </w:r>
+          </w:p>
+        </w:tc>
+        <w:tc>
+          <w:tcPr>
+            <w:tcW w:type="dxa" w:w="2160"/>
+          </w:tcPr>
+          <w:p>
+            <w:r>
+              <w:t>Status para projeto EM ANDAMENTO; encerramento (TAE/LI) marcado como pendente/previsto, alinhando ao GitLab (Iterações 6/7 ativas).</w:t>
             </w:r>
           </w:p>
         </w:tc>

--- a/mps-nivel-c/oficial/04_registros/AASP_Andamento-Processuais/00_INDICE-AASPAP01_Mapa-de-Registros.docx
+++ b/mps-nivel-c/oficial/04_registros/AASP_Andamento-Processuais/00_INDICE-AASPAP01_Mapa-de-Registros.docx
@@ -199,7 +199,7 @@
     </w:tbl>
     <w:p>
       <w:r>
-        <w:t>Como usar: mapeia os registros MPS do projeto AASPAP01 e o status de cada um. Execução em andamento (Fase 5 — implantação; Iterações 6 e 7 ativas); encerramento previsto para 30/06/2026 (TAE-AASPAP01-001).</w:t>
+        <w:t>Como usar: mapeia os registros MPS do projeto AASPAP01 e o status de cada um. Execução em andamento (Fase 5 — implantação; Iterações 6 e 7 ativas); encerramento previsto para 31/08/2026 (TAE-AASPAP01-001).</w:t>
       </w:r>
     </w:p>
     <w:p>
@@ -1779,7 +1779,7 @@
           </w:tcPr>
           <w:p>
             <w:r>
-              <w:t>✅ previsto para 30/06/2026 (pendente)</w:t>
+              <w:t>✅ previsto para 31/08/2026 (pendente)</w:t>
             </w:r>
           </w:p>
         </w:tc>
